--- a/Políticas/Termos_de_Uso_Campfire_Tradutor_v0.3.docx
+++ b/Políticas/Termos_de_Uso_Campfire_Tradutor_v0.3.docx
@@ -95,7 +95,7 @@
           <w:sz w:val="22"/>
           <w:szCs w:val="22"/>
         </w:rPr>
-        <w:t xml:space="preserve">O Campfire Tradutor é desenvolvido e mantido por Caio Fabiano da Silva Costa, pessoa física, atuando sob a marca "AlienRaccoon Entertainment", doravante "Desenvolvedor", com contato em caiofabianodbz2@gmail.com.</w:t>
+        <w:t xml:space="preserve">O Campfire Tradutor é desenvolvido e mantido por Caio Fabiano da Silva Costa, pessoa física, atuando sob a marca "AlienRaccoon Entertainment", doravante "Desenvolvedor", com contato em alienraccoonentertainment@gmail.com.</w:t>
       </w:r>
     </w:p>
     <w:p>
@@ -954,7 +954,7 @@
           <w:sz w:val="22"/>
           <w:szCs w:val="22"/>
         </w:rPr>
-        <w:t xml:space="preserve">Dúvidas sobre estes Termos: caiofabianodbz2@gmail.com.</w:t>
+        <w:t xml:space="preserve">Dúvidas sobre estes Termos: alienraccoonentertainment@gmail.com</w:t>
       </w:r>
     </w:p>
     <w:sectPr>
